--- a/docs/papers/publication/jikm_submission_package/resubmission_2026-09-21/Cover_Page_Title_Page_JIKM_2026-09-20.docx
+++ b/docs/papers/publication/jikm_submission_package/resubmission_2026-09-21/Cover_Page_Title_Page_JIKM_2026-09-20.docx
@@ -138,7 +138,7 @@
           <w:b w:val="0"/>
           <w:i w:val="0"/>
         </w:rPr>
-        <w:t>Article type: Research Paper. Citation style: APA 7th edition. Approximately 10,500 words excluding table text (about 11,800 including tables), captions, declarations and references included; 10 tables; 8 figures; one supplementary appendix. Manuscript number of the returned submission: JIKM-S-26-02466.</w:t>
+        <w:t>Article type: Research Paper. Citation style: APA 7th edition. Approximately 10,500 words excluding table text (about 11,800 including tables), captions, declarations and references included; 9 tables; 8 figures; one supplementary appendix (S1–S4; the designed-but-not-administered F4 interview protocol is Supplementary Table S4). Manuscript number of the returned submission: JIKM-S-26-02466.</w:t>
       </w:r>
     </w:p>
     <w:p>
